--- a/document_templates/russian_library/Исковые_заявления/Семейные_споры/шаблон_Исковое_заявление_о_взыскании_алиментов_на_совершеннолетних_детей.docx
+++ b/document_templates/russian_library/Исковые_заявления/Семейные_споры/шаблон_Исковое_заявление_о_взыскании_алиментов_на_совершеннолетних_детей.docx
@@ -37,7 +37,7 @@
           <w:szCs w:val="24"/>
           <w:lang w:val="en-US"/>
         </w:rPr>
-        <w:t xml:space="preserve">{{ w_t_w_r_w_prooferr_w_type_spellstart_w_r_w_rsidr_00c83315_w_rpr_w_rfonts_w_ascii_times_new_roman_w_hansi_times_new_roman_w_cs_times_new_roman_w_sz_w_val_24_w_szcs_w_val_24_w_lang_w_val_en_us_w_rpr_w_t_court_w_t_w_r_w_r_w_rpr_w_rfonts_w_ascii_times_new_roman_w_hansi_times_new_roman_w_cs_times_new_roman_w_sz_w_val_24_w_szcs_w_val_24_w_lang_w_val_en_us_w_rpr_w_t_w_t_w_r_w_r_w_rsidr_00c83315_w_rpr_w_rfonts_w_ascii_times_new_roman_w_hansi_times_new_roman_w_cs_times_new_roman_w_sz_w_val_24_w_szcs_w_val_24_w_lang_w_val_en_us_w_rpr_w_t_name_w_t_w_r_w_prooferr_w_type_spellend_w_r_w_rsidr_00c83315_w_rpr_w_rfonts_w_ascii_times_new_roman_w_hansi_times_new_roman_w_cs_times_new_roman_w_sz_w_val_24_w_szcs_w_val_24_w_lang_w_val_en_us_w_rpr_w_t_xml_space_preserve }}</w:t>
+        <w:t xml:space="preserve">{{ court_name }}</w:t>
       </w:r>
     </w:p>
     <w:p>
@@ -51,15 +51,14 @@
           <w:lang w:val="en-US"/>
         </w:rPr>
       </w:pPr>
-      <w:proofErr w:type="gramStart"/>
-      <w:r>
-        <w:rPr>
-          <w:rFonts w:ascii="Times New Roman" w:hAnsi="Times New Roman" w:cs="Times New Roman"/>
-          <w:sz w:val="24"/>
-          <w:szCs w:val="24"/>
-          <w:lang w:val="en-US"/>
-        </w:rPr>
-        <w:t xml:space="preserve">{{ w_t_w_r_w_prooferr_w_type_spellstart_w_r_w_rpr_w_rfonts_w_ascii_times_new_roman_w_hansi_times_new_roman_w_cs_times_new_roman_w_sz_w_val_24_w_szcs_w_val_24_w_lang_w_val_en_us_w_rpr_w_t_court_w_t_w_r_w_prooferr_w_type_gramend_w_r_w_rsidr_00683056_w_rpr_w_rfonts_w_ascii_times_new_roman_w_hansi_times_new_roman_w_cs_times_new_roman_w_sz_w_val_24_w_szcs_w_val_24_w_lang_w_val_en_us_w_rpr_w_t_w_t_w_r_w_r_w_rpr_w_rfonts_w_ascii_times_new_roman_w_hansi_times_new_roman_w_cs_times_new_roman_w_sz_w_val_24_w_szcs_w_val_24_w_lang_w_val_en_us_w_rpr_w_t_address_w_t_w_r_w_prooferr_w_type_spellend_w_r_w_rpr_w_rfonts_w_ascii_times_new_roman_w_hansi_times_new_roman_w_cs_times_new_roman_w_sz_w_val_24_w_szcs_w_val_24_w_lang_w_val_en_us_w_rpr_w_t_xml_space_preserve }}</w:t>
+      <w:r>
+        <w:rPr>
+          <w:rFonts w:ascii="Times New Roman" w:hAnsi="Times New Roman" w:cs="Times New Roman"/>
+          <w:sz w:val="24"/>
+          <w:szCs w:val="24"/>
+          <w:lang w:val="en-US"/>
+        </w:rPr>
+        <w:t xml:space="preserve">{{ court_address }}</w:t>
       </w:r>
     </w:p>
     <w:p>
@@ -143,7 +142,7 @@
           <w:szCs w:val="24"/>
           <w:lang w:val="en-US"/>
         </w:rPr>
-        <w:t xml:space="preserve">: {{ w_t_w_r_w_prooferr_w_type_spellstart_w_r_w_rpr_w_rfonts_w_ascii_times_new_roman_w_hansi_times_new_roman_w_cs_times_new_roman_w_sz_w_val_24_w_szcs_w_val_24_w_lang_w_val_en_us_w_rpr_w_t_plaintiff_w_t_w_r_w_r_w_rsidr_00683056_w_rpr_w_rfonts_w_ascii_times_new_roman_w_hansi_times_new_roman_w_cs_times_new_roman_w_sz_w_val_24_w_szcs_w_val_24_w_lang_w_val_en_us_w_rpr_w_t_w_t_w_r_w_r_w_rpr_w_rfonts_w_ascii_times_new_roman_w_hansi_times_new_roman_w_cs_times_new_roman_w_sz_w_val_24_w_szcs_w_val_24_w_lang_w_val_en_us_w_rpr_w_t_registration_w_t_w_r_w_r_w_rsidr_00683056_w_rpr_w_rfonts_w_ascii_times_new_roman_w_hansi_times_new_roman_w_cs_times_new_roman_w_sz_w_val_24_w_szcs_w_val_24_w_lang_w_val_en_us_w_rpr_w_t_w_t_w_r_w_r_w_rpr_w_rfonts_w_ascii_times_new_roman_w_hansi_times_new_roman_w_cs_times_new_roman_w_sz_w_val_24_w_szcs_w_val_24_w_lang_w_val_en_us_w_rpr_w_t_address_w_t_w_r_w_prooferr_w_type_spellend_w_r_w_rpr_w_rfonts_w_ascii_times_new_roman_w_hansi_times_new_roman_w_cs_times_new_roman_w_sz_w_val_24_w_szcs_w_val_24_w_lang_w_val_en_us_w_rpr_w_t_xml_space_preserve }}</w:t>
+        <w:t xml:space="preserve">: {{ plaintiff_registration_address }}</w:t>
       </w:r>
     </w:p>
     <w:p>
@@ -172,7 +171,7 @@
           <w:szCs w:val="24"/>
           <w:lang w:val="en-US"/>
         </w:rPr>
-        <w:t xml:space="preserve">: {{ w_t_w_r_w_prooferr_w_type_spellstart_w_r_w_rpr_w_rfonts_w_ascii_times_new_roman_w_hansi_times_new_roman_w_cs_times_new_roman_w_sz_w_val_24_w_szcs_w_val_24_w_lang_w_val_en_us_w_rpr_w_t_passport_w_t_w_r_w_r_w_rsidrpr_00683056_w_rpr_w_rfonts_w_ascii_times_new_roman_w_hansi_times_new_roman_w_cs_times_new_roman_w_sz_w_val_24_w_szcs_w_val_24_w_lang_w_val_en_us_w_rpr_w_t_w_t_w_r_w_r_w_rpr_w_rfonts_w_ascii_times_new_roman_w_hansi_times_new_roman_w_cs_times_new_roman_w_sz_w_val_24_w_szcs_w_val_24_w_lang_w_val_en_us_w_rpr_w_t_plaintiff_w_t_w_r_w_prooferr_w_type_spellend_w_r_w_rsidrpr_00683056_w_rpr_w_rfonts_w_ascii_times_new_roman_w_hansi_times_new_roman_w_cs_times_new_roman_w_sz_w_val_24_w_szcs_w_val_24_w_lang_w_val_en_us_w_rpr_w_t_xml_space_preserve }}</w:t>
+        <w:t xml:space="preserve">: {{ passport_plaintiff }}</w:t>
       </w:r>
     </w:p>
     <w:p>
@@ -274,7 +273,7 @@
           <w:szCs w:val="24"/>
           <w:lang w:val="en-US"/>
         </w:rPr>
-        <w:t xml:space="preserve">{{ w_t_w_r_w_prooferr_w_type_spellstart_w_r_w_rsidr_00c83315_w_rpr_w_rfonts_w_ascii_times_new_roman_w_hansi_times_new_roman_w_cs_times_new_roman_w_sz_w_val_24_w_szcs_w_val_24_w_lang_w_val_en_us_w_rpr_w_t_passport_w_t_w_r_w_r_w_rsidr_00683056_w_rpr_w_rfonts_w_ascii_times_new_roman_w_hansi_times_new_roman_w_cs_times_new_roman_w_sz_w_val_24_w_szcs_w_val_24_w_lang_w_val_en_us_w_rpr_w_t_w_t_w_r_w_r_w_rsidr_00c83315_w_rpr_w_rfonts_w_ascii_times_new_roman_w_hansi_times_new_roman_w_cs_times_new_roman_w_sz_w_val_24_w_szcs_w_val_24_w_lang_w_val_en_us_w_rpr_w_t_defendant_w_t_w_r_w_prooferr_w_type_spellend_w_r_w_rsidr_00c83315_w_rsidrpr_00683056_w_rpr_w_rfonts_w_ascii_times_new_roman_w_hansi_times_new_roman_w_cs_times_new_roman_w_sz_w_val_24_w_szcs_w_val_24_w_lang_w_val_en_us_w_rpr_w_t_xml_space_preserve_w_t_w_r_w_r_w_rsidr_00c83315_w_rpr_w_rfonts_w_ascii_times_new_roman_w_hansi_times_new_roman_w_cs_times_new_roman_w_sz_w_val_24_w_szcs_w_val_24_w_lang_w_val_en_us_w_rpr_w_t }}</w:t>
+        <w:t xml:space="preserve">{{ passport_defendant }}</w:t>
       </w:r>
     </w:p>
     <w:p>
@@ -312,7 +311,7 @@
           <w:szCs w:val="24"/>
           <w:lang w:val="en-US"/>
         </w:rPr>
-        <w:t xml:space="preserve">{{ w_t_w_r_w_prooferr_w_type_spellstart_w_r_w_rpr_w_rfonts_w_ascii_times_new_roman_w_hansi_times_new_roman_w_cs_times_new_roman_w_sz_w_val_24_w_szcs_w_val_24_w_lang_w_val_en_us_w_rpr_w_t_passport_w_t_w_r_w_r_w_rsidr_00683056_w_rpr_w_rfonts_w_ascii_times_new_roman_w_hansi_times_new_roman_w_cs_times_new_roman_w_sz_w_val_24_w_szcs_w_val_24_w_lang_w_val_en_us_w_rpr_w_t_w_t_w_r_w_r_w_rpr_w_rfonts_w_ascii_times_new_roman_w_hansi_times_new_roman_w_cs_times_new_roman_w_sz_w_val_24_w_szcs_w_val_24_w_lang_w_val_en_us_w_rpr_w_t_defendant_w_t_w_r_w_prooferr_w_type_spellend_w_r_w_rpr_w_rfonts_w_ascii_times_new_roman_w_hansi_times_new_roman_w_cs_times_new_roman_w_sz_w_val_24_w_szcs_w_val_24_w_lang_w_val_en_us_w_rpr_w_t_xml_space_preserve }}</w:t>
+        <w:t xml:space="preserve">{{ passport_defendant }}</w:t>
       </w:r>
     </w:p>
     <w:p>
@@ -357,7 +356,7 @@
           <w:sz w:val="24"/>
           <w:szCs w:val="24"/>
         </w:rPr>
-        <w:t xml:space="preserve">{{ w_t_w_r_w_r_w_rsidr_00c83315_w_rpr_w_rfonts_w_ascii_times_new_roman_w_hansi_times_new_roman_w_cs_times_new_roman_w_sz_w_val_24_w_szcs_w_val_24_w_lang_w_val_en_us_w_rpr_w_t_plaintiff_w_t_w_r_w_r_w_rsidr_00c83315_w_rsidrpr_00c83315_w_rpr_w_rfonts_w_ascii_times_new_roman_w_hansi_times_new_roman_w_cs_times_new_roman_w_sz_w_val_24_w_szcs_w_val_24_w_rpr_w_t_xml_space_preserve }}</w:t>
+        <w:t xml:space="preserve">{{ plaintiff }}</w:t>
       </w:r>
       <w:r>
         <w:rPr>
@@ -373,7 +372,7 @@
           <w:sz w:val="24"/>
           <w:szCs w:val="24"/>
         </w:rPr>
-        <w:t xml:space="preserve">{{ w_t_w_r_w_r_w_rsidr_00c83315_w_rsidrpr_00c83315_w_rpr_w_rfonts_w_ascii_times_new_roman_w_hansi_times_new_roman_w_cs_times_new_roman_w_sz_w_val_24_w_szcs_w_val_24_w_lang_w_val_en_us_w_rpr_w_t_date_w_t_w_r_w_r_w_rsidr_00683056_w_rsidrpr_00683056_w_rpr_w_rfonts_w_ascii_times_new_roman_w_hansi_times_new_roman_w_cs_times_new_roman_w_sz_w_val_24_w_szcs_w_val_24_w_rpr_w_t_w_t_w_r_w_r_w_rsidr_00c83315_w_rsidrpr_00c83315_w_rpr_w_rfonts_w_ascii_times_new_roman_w_hansi_times_new_roman_w_cs_times_new_roman_w_sz_w_val_24_w_szcs_w_val_24_w_lang_w_val_en_us_w_rpr_w_t_of_w_t_w_r_w_r_w_rsidr_00683056_w_rsidrpr_00683056_w_rpr_w_rfonts_w_ascii_times_new_roman_w_hansi_times_new_roman_w_cs_times_new_roman_w_sz_w_val_24_w_szcs_w_val_24_w_rpr_w_t_w_t_w_r_w_r_w_rsidr_00c83315_w_rsidrpr_00c83315_w_rpr_w_rfonts_w_ascii_times_new_roman_w_hansi_times_new_roman_w_cs_times_new_roman_w_sz_w_val_24_w_szcs_w_val_24_w_lang_w_val_en_us_w_rpr_w_t_commencement_w_t_w_r_w_r_w_rsidr_00683056_w_rsidrpr_00683056_w_rpr_w_rfonts_w_ascii_times_new_roman_w_hansi_times_new_roman_w_cs_times_new_roman_w_sz_w_val_24_w_szcs_w_val_24_w_rpr_w_t_w_t_w_r_w_r_w_rsidr_00c83315_w_rsidrpr_00c83315_w_rpr_w_rfonts_w_ascii_times_new_roman_w_hansi_times_new_roman_w_cs_times_new_roman_w_sz_w_val_24_w_szcs_w_val_24_w_lang_w_val_en_us_w_rpr_w_t_of_w_t_w_r_w_r_w_rsidr_00683056_w_rsidrpr_00683056_w_rpr_w_rfonts_w_ascii_times_new_roman_w_hansi_times_new_roman_w_cs_times_new_roman_w_sz_w_val_24_w_szcs_w_val_24_w_rpr_w_t_w_t_w_r_w_r_w_rsidr_00c83315_w_rsidrpr_00c83315_w_rpr_w_rfonts_w_ascii_times_new_roman_w_hansi_times_new_roman_w_cs_times_new_roman_w_sz_w_val_24_w_szcs_w_val_24_w_lang_w_val_en_us_w_rpr_w_t_child_w_t_w_r_w_r_w_rsidr_00683056_w_rsidrpr_00683056_w_rpr_w_rfonts_w_ascii_times_new_roman_w_hansi_times_new_roman_w_cs_times_new_roman_w_sz_w_val_24_w_szcs_w_val_24_w_rpr_w_t_w_t_w_r_w_r_w_rsidr_00c83315_w_rsidrpr_00c83315_w_rpr_w_rfonts_w_ascii_times_new_roman_w_hansi_times_new_roman_w_cs_times_new_roman_w_sz_w_val_24_w_szcs_w_val_24_w_lang_w_val_en_us_w_rpr_w_t_care_w_t_w_r_w_r_w_rsidr_00c83315_w_rsidrpr_00c83315_w_rpr_w_rfonts_w_ascii_times_new_roman_w_hansi_times_new_roman_w_cs_times_new_roman_w_sz_w_val_24_w_szcs_w_val_24_w_rpr_w_t_xml_space_preserve }}</w:t>
+        <w:t xml:space="preserve">{{ date_of_commencement_of_child_care }}</w:t>
       </w:r>
       <w:r>
         <w:rPr>
@@ -389,7 +388,7 @@
           <w:sz w:val="24"/>
           <w:szCs w:val="24"/>
         </w:rPr>
-        <w:t xml:space="preserve">{{ w_t_w_r_w_r_w_rsidr_00c83315_w_rpr_w_rfonts_w_ascii_times_new_roman_w_hansi_times_new_roman_w_cs_times_new_roman_w_sz_w_val_24_w_szcs_w_val_24_w_lang_w_val_en_us_w_rpr_w_t_children_w_t_w_r_w_r_w_rsidr_00683056_w_rsidrpr_00683056_w_rpr_w_rfonts_w_ascii_times_new_roman_w_hansi_times_new_roman_w_cs_times_new_roman_w_sz_w_val_24_w_szcs_w_val_24_w_rpr_w_t_w_t_w_r_w_r_w_rsidr_00c83315_w_rpr_w_rfonts_w_ascii_times_new_roman_w_hansi_times_new_roman_w_cs_times_new_roman_w_sz_w_val_24_w_szcs_w_val_24_w_lang_w_val_en_us_w_rpr_w_t_nam_w_t_w_r_w_r_w_rsidr_00683056_w_rpr_w_rfonts_w_ascii_times_new_roman_w_hansi_times_new_roman_w_cs_times_new_roman_w_sz_w_val_24_w_szcs_w_val_24_w_lang_w_val_en_us_w_rpr_w_t_e_w_t_w_r_w_r_w_rsidr_00683056_w_rsidrpr_00683056_w_rpr_w_rfonts_w_ascii_times_new_roman_w_hansi_times_new_roman_w_cs_times_new_roman_w_sz_w_val_24_w_szcs_w_val_24_w_rpr_w_t_w_t_w_r_w_r_w_rsidr_00683056_w_rpr_w_rfonts_w_ascii_times_new_roman_w_hansi_times_new_roman_w_cs_times_new_roman_w_sz_w_val_24_w_szcs_w_val_24_w_lang_w_val_en_us_w_rpr_w_t_by_w_t_w_r_w_r_w_rsidr_00c83315_w_rsidrpr_00c83315_w_rpr_w_rfonts_w_ascii_times_new_roman_w_hansi_times_new_roman_w_cs_times_new_roman_w_sz_w_val_24_w_szcs_w_val_24_w_rpr_w_t_xml_space_preserve }}</w:t>
+        <w:t xml:space="preserve">{{ children_name_by }}</w:t>
       </w:r>
       <w:r>
         <w:rPr>
@@ -405,7 +404,7 @@
           <w:sz w:val="24"/>
           <w:szCs w:val="24"/>
         </w:rPr>
-        <w:t xml:space="preserve">{{ w_t_w_r_w_r_w_rsidr_00c83315_w_rpr_w_rfonts_w_ascii_times_new_roman_w_hansi_times_new_roman_w_cs_times_new_roman_w_sz_w_val_24_w_szcs_w_val_24_w_lang_w_val_en_us_w_rpr_w_t_children_w_t_w_r_w_r_w_rsidr_00683056_w_rsidrpr_00683056_w_rpr_w_rfonts_w_ascii_times_new_roman_w_hansi_times_new_roman_w_cs_times_new_roman_w_sz_w_val_24_w_szcs_w_val_24_w_rpr_w_t_w_t_w_r_w_r_w_rsidr_00c83315_w_rpr_w_rfonts_w_ascii_times_new_roman_w_hansi_times_new_roman_w_cs_times_new_roman_w_sz_w_val_24_w_szcs_w_val_24_w_lang_w_val_en_us_w_rpr_w_t_year_w_t_w_r_w_r_w_rsidr_00683056_w_rsidrpr_00683056_w_rpr_w_rfonts_w_ascii_times_new_roman_w_hansi_times_new_roman_w_cs_times_new_roman_w_sz_w_val_24_w_szcs_w_val_24_w_rpr_w_t_w_t_w_r_w_r_w_rsidr_00c83315_w_rpr_w_rfonts_w_ascii_times_new_roman_w_hansi_times_new_roman_w_cs_times_new_roman_w_sz_w_val_24_w_szcs_w_val_24_w_lang_w_val_en_us_w_rpr_w_t_of_w_t_w_r_w_r_w_rsidr_00683056_w_rsidrpr_00683056_w_rpr_w_rfonts_w_ascii_times_new_roman_w_hansi_times_new_roman_w_cs_times_new_roman_w_sz_w_val_24_w_szcs_w_val_24_w_rpr_w_t_w_t_w_r_w_r_w_rsidr_00c83315_w_rpr_w_rfonts_w_ascii_times_new_roman_w_hansi_times_new_roman_w_cs_times_new_roman_w_sz_w_val_24_w_szcs_w_val_24_w_lang_w_val_en_us_w_rpr_w_t_birth_w_t_w_r_w_r_w_rsidr_00c83315_w_rsidrpr_00c83315_w_rpr_w_rfonts_w_ascii_times_new_roman_w_hansi_times_new_roman_w_cs_times_new_roman_w_sz_w_val_24_w_szcs_w_val_24_w_rpr_w_t_xml_space_preserve }}</w:t>
+        <w:t xml:space="preserve">{{ children_year_of_birth }}</w:t>
       </w:r>
       <w:r>
         <w:rPr>
@@ -421,7 +420,7 @@
           <w:sz w:val="24"/>
           <w:szCs w:val="24"/>
         </w:rPr>
-        <w:t xml:space="preserve">{{ w_t_w_r_w_r_w_rsidr_00c83315_w_rpr_w_rfonts_w_ascii_times_new_roman_w_hansi_times_new_roman_w_cs_times_new_roman_w_sz_w_val_24_w_szcs_w_val_24_w_lang_w_val_en_us_w_rpr_w_t_defendant_w_t_w_r_w_r_w_rsidr_00683056_w_rsidrpr_00683056_w_rpr_w_rfonts_w_ascii_times_new_roman_w_hansi_times_new_roman_w_cs_times_new_roman_w_sz_w_val_24_w_szcs_w_val_24_w_rpr_w_t_w_t_w_r_w_r_w_rsidr_00683056_w_rpr_w_rfonts_w_ascii_times_new_roman_w_hansi_times_new_roman_w_cs_times_new_roman_w_sz_w_val_24_w_szcs_w_val_24_w_lang_w_val_en_us_w_rpr_w_t_text_w_t_w_r_w_r_w_rsidr_00683056_w_rsidrpr_00683056_w_rpr_w_rfonts_w_ascii_times_new_roman_w_hansi_times_new_roman_w_cs_times_new_roman_w_sz_w_val_24_w_szcs_w_val_24_w_rpr_w_t_w_t_w_r_w_r_w_rsidr_00683056_w_rpr_w_rfonts_w_ascii_times_new_roman_w_hansi_times_new_roman_w_cs_times_new_roman_w_sz_w_val_24_w_szcs_w_val_24_w_lang_w_val_en_us_w_rpr_w_t_with_w_t_w_r_w_r_w_rsidr_00c83315_w_rsidrpr_00c83315_w_rpr_w_rfonts_w_ascii_times_new_roman_w_hansi_times_new_roman_w_cs_times_new_roman_w_sz_w_val_24_w_szcs_w_val_24_w_rpr_w_t_xml_space_preserve }}</w:t>
+        <w:t xml:space="preserve">{{ defendant_text_with }}</w:t>
       </w:r>
       <w:r>
         <w:rPr>
@@ -437,7 +436,7 @@
           <w:sz w:val="24"/>
           <w:szCs w:val="24"/>
         </w:rPr>
-        <w:t>{{ date_w_t_w_r_w_r_w_rsidr_00683056_w_rsidrpr_00683056_w_rpr_w_rfonts_w_ascii_times_new_roman_w_hansi_times_new_roman_w_cs_times_new_roman_w_sz_w_val_24_w_szcs_w_val_24_w_rpr_w_t_w_t_w_r_w_r_w_rsidr_00c83315_w_rsidrpr_00c83315_w_rpr_w_rfonts_w_ascii_times_new_roman_w_hansi_times_new_roman_w_cs_times_new_roman_w_sz_w_val_24_w_szcs_w_val_24_w_rpr_w_t_of_w_t_w_r_w_r_w_rsidr_00683056_w_rsidrpr_00683056_w_rpr_w_rfonts_w_ascii_times_new_roman_w_hansi_times_new_roman_w_cs_times_new_roman_w_sz_w_val_24_w_szcs_w_val_24_w_rpr_w_t_w_t_w_r_w_r_w_rsidr_00c83315_w_rsidrpr_00c83315_w_rpr_w_rfonts_w_ascii_times_new_roman_w_hansi_times_new_roman_w_cs_times_new_roman_w_sz_w_val_24_w_szcs_w_val_24_w_rpr_w_t_leaving_w_t_w_r_w_r_w_rsidr_00683056_w_rsidrpr_00683056_w_rpr_w_rfonts_w_ascii_times_new_roman_w_hansi_times_new_roman_w_cs_times_new_roman_w_sz_w_val_24_w_szcs_w_val_24_w_rpr_w_t_w_t_w_r_w_r_w_rsidr_00c83315_w_rsidrpr_00c83315_w_rpr_w_rfonts_w_ascii_times_new_roman_w_hansi_times_new_roman_w_cs_times_new_roman_w_sz_w_val_24_w_szcs_w_val_24_w_rpr_w_t_the_family }}</w:t>
+        <w:t>{{ of_leaving }}</w:t>
       </w:r>
       <w:r>
         <w:rPr>
@@ -471,7 +470,7 @@
           <w:sz w:val="24"/>
           <w:szCs w:val="24"/>
         </w:rPr>
-        <w:t xml:space="preserve">{{ w_t_w_r_w_r_w_rsidr_00c83315_w_rpr_w_rfonts_w_ascii_times_new_roman_w_hansi_times_new_roman_w_cs_times_new_roman_w_sz_w_val_24_w_szcs_w_val_24_w_lang_w_val_en_us_w_rpr_w_t_plo_w_t_w_r_w_r_w_rsidr_00683056_w_rpr_w_rfonts_w_ascii_times_new_roman_w_hansi_times_new_roman_w_cs_times_new_roman_w_sz_w_val_24_w_szcs_w_val_24_w_lang_w_val_en_us_w_rpr_w_t_t_w_t_w_r_w_r_w_rsidr_00683056_w_rsidrpr_00683056_w_rpr_w_rfonts_w_ascii_times_new_roman_w_hansi_times_new_roman_w_cs_times_new_roman_w_sz_w_val_24_w_szcs_w_val_24_w_rpr_w_t_w_t_w_r_w_r_w_rsidr_00c83315_w_rpr_w_rfonts_w_ascii_times_new_roman_w_hansi_times_new_roman_w_cs_times_new_roman_w_sz_w_val_24_w_szcs_w_val_24_w_lang_w_val_en_us_w_rpr_w_t_num_w_t_w_r_w_r_w_rsidr_00c83315_w_rsidrpr_00c83315_w_rpr_w_rfonts_w_ascii_times_new_roman_w_hansi_times_new_roman_w_cs_times_new_roman_w_sz_w_val_24_w_szcs_w_val_24_w_rpr_w_t_xml_space_preserve }}</w:t>
+        <w:t xml:space="preserve">{{ plot_num }}</w:t>
       </w:r>
       <w:r>
         <w:rPr>
@@ -487,7 +486,7 @@
           <w:sz w:val="24"/>
           <w:szCs w:val="24"/>
         </w:rPr>
-        <w:t xml:space="preserve">{{ w_t_w_r_w_r_w_rsidr_00c83315_w_rpr_w_rfonts_w_ascii_times_new_roman_w_hansi_times_new_roman_w_cs_times_new_roman_w_sz_w_val_24_w_szcs_w_val_24_w_lang_w_val_en_us_w_rpr_w_t_plot_w_t_w_r_w_r_w_rsidr_00683056_w_rsidrpr_00683056_w_rpr_w_rfonts_w_ascii_times_new_roman_w_hansi_times_new_roman_w_cs_times_new_roman_w_sz_w_val_24_w_szcs_w_val_24_w_rpr_w_t_w_t_w_r_w_r_w_rsidr_00c83315_w_rpr_w_rfonts_w_ascii_times_new_roman_w_hansi_times_new_roman_w_cs_times_new_roman_w_sz_w_val_24_w_szcs_w_val_24_w_lang_w_val_en_us_w_rpr_w_t_address_w_t_w_r_w_r_w_rsidr_00c83315_w_rsidrpr_00c83315_w_rpr_w_rfonts_w_ascii_times_new_roman_w_hansi_times_new_roman_w_cs_times_new_roman_w_sz_w_val_24_w_szcs_w_val_24_w_rpr_w_t_xml_space_preserve }}</w:t>
+        <w:t xml:space="preserve">{{ plot_address }}</w:t>
       </w:r>
       <w:r>
         <w:rPr>
@@ -503,7 +502,7 @@
           <w:sz w:val="24"/>
           <w:szCs w:val="24"/>
         </w:rPr>
-        <w:t>{{ date_w_t_w_r_w_r_w_rsidr_00683056_w_rsidrpr_00683056_w_rpr_w_rfonts_w_ascii_times_new_roman_w_hansi_times_new_roman_w_cs_times_new_roman_w_sz_w_val_24_w_szcs_w_val_24_w_rpr_w_t_w_t_w_r_w_r_w_rsidr_00c83315_w_rsidrpr_00c83315_w_rpr_w_rfonts_w_ascii_times_new_roman_w_hansi_times_new_roman_w_cs_times_new_roman_w_sz_w_val_24_w_szcs_w_val_24_w_rpr_w_t_of_w_t_w_r_w_r_w_rsidr_00683056_w_rsidrpr_00683056_w_rpr_w_rfonts_w_ascii_times_new_roman_w_hansi_times_new_roman_w_cs_times_new_roman_w_sz_w_val_24_w_szcs_w_val_24_w_rpr_w_t_w_t_w_r_w_r_w_rsidr_00c83315_w_rsidrpr_00c83315_w_rpr_w_rfonts_w_ascii_times_new_roman_w_hansi_times_new_roman_w_cs_times_new_roman_w_sz_w_val_24_w_szcs_w_val_24_w_rpr_w_t_issuance_w_t_w_r_w_r_w_rsidr_00683056_w_rsidrpr_00683056_w_rpr_w_rfonts_w_ascii_times_new_roman_w_hansi_times_new_roman_w_cs_times_new_roman_w_sz_w_val_24_w_szcs_w_val_24_w_rpr_w_t_w_t_w_r_w_r_w_rsidr_00c83315_w_rsidrpr_00c83315_w_rpr_w_rfonts_w_ascii_times_new_roman_w_hansi_times_new_roman_w_cs_times_new_roman_w_sz_w_val_24_w_szcs_w_val_24_w_rpr_w_t_of_w_t_w_r_w_r_w_rsidr_00683056_w_rsidrpr_00683056_w_rpr_w_rfonts_w_ascii_times_new_roman_w_hansi_times_new_roman_w_cs_times_new_roman_w_sz_w_val_24_w_szcs_w_val_24_w_rpr_w_t_w_t_w_r_w_r_w_rsidr_00c83315_w_rsidrpr_00c83315_w_rpr_w_rfonts_w_ascii_times_new_roman_w_hansi_times_new_roman_w_cs_times_new_roman_w_sz_w_val_24_w_szcs_w_val_24_w_rpr_w_t_the_w_t_w_r_w_r_w_rsidr_00683056_w_rsidrpr_00683056_w_rpr_w_rfonts_w_ascii_times_new_roman_w_hansi_times_new_roman_w_cs_times_new_roman_w_sz_w_val_24_w_szcs_w_val_24_w_rpr_w_t_w_t_w_r_w_r_w_rsidr_00c83315_w_rsidrpr_00c83315_w_rpr_w_rfonts_w_ascii_times_new_roman_w_hansi_times_new_roman_w_cs_times_new_roman_w_sz_w_val_24_w_szcs_w_val_24_w_rpr_w_t_xml_space_preserve_order }} </w:t>
+        <w:t>{{ of_issuance_of_the }} </w:t>
       </w:r>
       <w:r>
         <w:rPr>
@@ -525,7 +524,6 @@
           <w:lang w:val="en-US"/>
         </w:rPr>
       </w:pPr>
-      <w:proofErr w:type="gramStart"/>
       <w:r>
         <w:rPr>
           <w:rFonts w:ascii="Times New Roman" w:hAnsi="Times New Roman" w:cs="Times New Roman"/>
@@ -544,7 +542,6 @@
         </w:rPr>
         <w:t xml:space="preserve">{ </w:t>
       </w:r>
-      <w:proofErr w:type="spellStart"/>
       <w:r>
         <w:rPr>
           <w:rFonts w:ascii="Times New Roman" w:hAnsi="Times New Roman" w:cs="Times New Roman"/>
@@ -554,7 +551,6 @@
         </w:rPr>
         <w:t>information</w:t>
       </w:r>
-      <w:proofErr w:type="gramEnd"/>
       <w:r>
         <w:rPr>
           <w:rFonts w:ascii="Times New Roman" w:hAnsi="Times New Roman" w:cs="Times New Roman"/>
@@ -627,7 +623,6 @@
         </w:rPr>
         <w:t>income</w:t>
       </w:r>
-      <w:proofErr w:type="spellEnd"/>
       <w:r>
         <w:rPr>
           <w:rFonts w:ascii="Times New Roman" w:hAnsi="Times New Roman" w:cs="Times New Roman"/>
@@ -685,7 +680,7 @@
           <w:sz w:val="24"/>
           <w:szCs w:val="24"/>
         </w:rPr>
-        <w:t xml:space="preserve">{{ w_t_w_r_w_r_w_rsidr_00c83315_w_rpr_w_rfonts_w_ascii_times_new_roman_w_hansi_times_new_roman_w_cs_times_new_roman_w_sz_w_val_24_w_szcs_w_val_24_w_lang_w_val_en_us_w_rpr_w_t_defendant_w_t_w_r_w_r_w_rsidr_00683056_w_rsidrpr_00683056_w_rpr_w_rfonts_w_ascii_times_new_roman_w_hansi_times_new_roman_w_cs_times_new_roman_w_sz_w_val_24_w_szcs_w_val_24_w_rpr_w_t_w_t_w_r_w_r_w_rsidr_00683056_w_rpr_w_rfonts_w_ascii_times_new_roman_w_hansi_times_new_roman_w_cs_times_new_roman_w_sz_w_val_24_w_szcs_w_val_24_w_lang_w_val_en_us_w_rpr_w_t_text_w_t_w_r_w_r_w_rsidr_00683056_w_rsidrpr_00683056_w_rpr_w_rfonts_w_ascii_times_new_roman_w_hansi_times_new_roman_w_cs_times_new_roman_w_sz_w_val_24_w_szcs_w_val_24_w_rpr_w_t_w_t_w_r_w_r_w_rsidr_00683056_w_rpr_w_rfonts_w_ascii_times_new_roman_w_hansi_times_new_roman_w_cs_times_new_roman_w_sz_w_val_24_w_szcs_w_val_24_w_lang_w_val_en_us_w_rpr_w_t_with_w_t_w_r_w_r_w_rsidr_00c83315_w_rsidrpr_00c83315_w_rpr_w_rfonts_w_ascii_times_new_roman_w_hansi_times_new_roman_w_cs_times_new_roman_w_sz_w_val_24_w_szcs_w_val_24_w_rpr_w_t_xml_space_preserve }}</w:t>
+        <w:t xml:space="preserve">{{ defendant_text_with }}</w:t>
       </w:r>
       <w:r>
         <w:rPr>
@@ -709,7 +704,7 @@
           <w:sz w:val="24"/>
           <w:szCs w:val="24"/>
         </w:rPr>
-        <w:t>{{ amount_w_t_w_r_w_r_w_rsidr_00683056_w_rsidrpr_00683056_w_rpr_w_rfonts_w_ascii_times_new_roman_w_hansi_times_new_roman_w_cs_times_new_roman_w_sz_w_val_24_w_szcs_w_val_24_w_rpr_w_t_w_t_w_r_w_r_w_rsidr_00c83315_w_rsidrpr_00c83315_w_rpr_w_rfonts_w_ascii_times_new_roman_w_hansi_times_new_roman_w_cs_times_new_roman_w_sz_w_val_24_w_szcs_w_val_24_w_rpr_w_t_of_w_t_w_r_w_r_w_rsidr_00683056_w_rsidrpr_00683056_w_rpr_w_rfonts_w_ascii_times_new_roman_w_hansi_times_new_roman_w_cs_times_new_roman_w_sz_w_val_24_w_szcs_w_val_24_w_rpr_w_t_w_t_w_r_w_r_w_rsidr_00c83315_w_rsidrpr_00c83315_w_rpr_w_rfonts_w_ascii_times_new_roman_w_hansi_times_new_roman_w_cs_times_new_roman_w_sz_w_val_24_w_szcs_w_val_24_w_rpr_w_t_recovery }}</w:t>
+        <w:t>{{ of }}</w:t>
       </w:r>
       <w:r>
         <w:rPr>
@@ -725,7 +720,7 @@
           <w:sz w:val="24"/>
           <w:szCs w:val="24"/>
         </w:rPr>
-        <w:t xml:space="preserve">{{ w_t_w_r_w_r_w_rsidr_00c83315_w_rpr_w_rfonts_w_ascii_times_new_roman_w_hansi_times_new_roman_w_cs_times_new_roman_w_sz_w_val_24_w_szcs_w_val_24_w_lang_w_val_en_us_w_rpr_w_t_children_w_t_w_r_w_r_w_rsidr_00683056_w_rsidrpr_00683056_w_rpr_w_rfonts_w_ascii_times_new_roman_w_hansi_times_new_roman_w_cs_times_new_roman_w_sz_w_val_24_w_szcs_w_val_24_w_rpr_w_t_w_t_w_r_w_r_w_rsidr_00c83315_w_rpr_w_rfonts_w_ascii_times_new_roman_w_hansi_times_new_roman_w_cs_times_new_roman_w_sz_w_val_24_w_szcs_w_val_24_w_lang_w_val_en_us_w_rpr_w_t_name_w_t_w_r_w_r_w_rsidr_00683056_w_rsidrpr_00683056_w_rpr_w_rfonts_w_ascii_times_new_roman_w_hansi_times_new_roman_w_cs_times_new_roman_w_sz_w_val_24_w_szcs_w_val_24_w_rpr_w_t_w_t_w_r_w_r_w_rsidr_00683056_w_rpr_w_rfonts_w_ascii_times_new_roman_w_hansi_times_new_roman_w_cs_times_new_roman_w_sz_w_val_24_w_szcs_w_val_24_w_lang_w_val_en_us_w_rpr_w_t_text_w_t_w_r_w_r_w_rsidr_00683056_w_rsidrpr_00683056_w_rpr_w_rfonts_w_ascii_times_new_roman_w_hansi_times_new_roman_w_cs_times_new_roman_w_sz_w_val_24_w_szcs_w_val_24_w_rpr_w_t_xml_space_preserve_w_t_w_r_w_r_w_rsidr_00c83315_w_rsidrpr_00c83315_w_rpr_w_rfonts_w_ascii_times_new_roman_w_hansi_times_new_roman_w_cs_times_new_roman_w_sz_w_val_24_w_szcs_w_val_24_w_rpr_w_t }}</w:t>
+        <w:t xml:space="preserve">{{ children_name_text }}</w:t>
       </w:r>
       <w:r>
         <w:rPr>
@@ -773,7 +768,7 @@
           <w:szCs w:val="24"/>
           <w:lang w:val="en-US"/>
         </w:rPr>
-        <w:t xml:space="preserve">{{ w_t_w_r_w_r_w_rsidr_00683056_w_rpr_w_rfonts_w_ascii_times_new_roman_w_hansi_times_new_roman_w_cs_times_new_roman_w_i_w_ics_w_sz_w_val_24_w_szcs_w_val_24_w_lang_w_val_en_us_w_rpr_w_t_signature_w_t_w_r_w_r_w_rpr_w_rfonts_w_ascii_times_new_roman_w_hansi_times_new_roman_w_cs_times_new_roman_w_i_w_ics_w_sz_w_val_24_w_szcs_w_val_24_w_lang_w_val_en_us_w_rpr_w_t }}</w:t>
+        <w:t xml:space="preserve">{{ signature }}</w:t>
       </w:r>
       <w:r>
         <w:rPr>
